--- a/lessons/6-4/downloads/reveal/teacher/6.4-session-2-prerequisite-practice-b.docx
+++ b/lessons/6-4/downloads/reveal/teacher/6.4-session-2-prerequisite-practice-b.docx
@@ -15,10 +15,28 @@
         <w:rPr>
           <w:rFonts w:ascii="Avenir Next" w:hAnsi="Avenir Next" w:cs="Avenir Next" w:eastAsia="Avenir Next"/>
           <w:color w:val="1A1A1A"/>
+          <w:sz w:val="22"/>
+          <w:szCs w:val="20"/>
+        </w:rPr>
+        <w:t xml:space="preserve">Name</w:t>
+      </w:r>
+      <w:r>
+        <w:rPr>
+          <w:rFonts w:ascii="Avenir Next" w:hAnsi="Avenir Next" w:cs="Avenir Next" w:eastAsia="Avenir Next"/>
+          <w:color w:val="1A1A1A"/>
           <w:sz w:val="20"/>
           <w:szCs w:val="20"/>
         </w:rPr>
-        <w:t xml:space="preserve">Name</w:t>
+        <w:tab/>
+      </w:r>
+      <w:r>
+        <w:rPr>
+          <w:rFonts w:ascii="Avenir Next" w:hAnsi="Avenir Next" w:cs="Avenir Next" w:eastAsia="Avenir Next"/>
+          <w:color w:val="1A1A1A"/>
+          <w:sz w:val="22"/>
+          <w:szCs w:val="20"/>
+        </w:rPr>
+        <w:t xml:space="preserve">   Date</w:t>
       </w:r>
       <w:r>
         <w:rPr>
@@ -33,25 +51,7 @@
         <w:rPr>
           <w:rFonts w:ascii="Avenir Next" w:hAnsi="Avenir Next" w:cs="Avenir Next" w:eastAsia="Avenir Next"/>
           <w:color w:val="1A1A1A"/>
-          <w:sz w:val="20"/>
-          <w:szCs w:val="20"/>
-        </w:rPr>
-        <w:t xml:space="preserve">   Date</w:t>
-      </w:r>
-      <w:r>
-        <w:rPr>
-          <w:rFonts w:ascii="Avenir Next" w:hAnsi="Avenir Next" w:cs="Avenir Next" w:eastAsia="Avenir Next"/>
-          <w:color w:val="1A1A1A"/>
-          <w:sz w:val="20"/>
-          <w:szCs w:val="20"/>
-        </w:rPr>
-        <w:tab/>
-      </w:r>
-      <w:r>
-        <w:rPr>
-          <w:rFonts w:ascii="Avenir Next" w:hAnsi="Avenir Next" w:cs="Avenir Next" w:eastAsia="Avenir Next"/>
-          <w:color w:val="1A1A1A"/>
-          <w:sz w:val="20"/>
+          <w:sz w:val="22"/>
           <w:szCs w:val="20"/>
         </w:rPr>
         <w:t xml:space="preserve">   Period</w:t>
@@ -78,7 +78,7 @@
           <w:caps/>
           <w:color w:val="003A70"/>
           <w:spacing w:val="12"/>
-          <w:sz w:val="19"/>
+          <w:sz w:val="22"/>
           <w:szCs w:val="19"/>
         </w:rPr>
         <w:t xml:space="preserve">Lesson 6-4  ·  Session 2  ·  Prerequisite Practice B  ·  Skill 1 of 2</w:t>
@@ -86,6 +86,7 @@
     </w:p>
     <w:p>
       <w:pPr>
+        <w:pStyle w:val="Heading1"/>
         <w:keepNext/>
         <w:spacing w:before="0" w:after="10" w:line="240" w:lineRule="auto"/>
       </w:pPr>
@@ -111,7 +112,7 @@
         <w:rPr>
           <w:rFonts w:ascii="Avenir Next" w:hAnsi="Avenir Next" w:cs="Avenir Next" w:eastAsia="Avenir Next"/>
           <w:color w:val="5A5F66"/>
-          <w:sz w:val="17"/>
+          <w:sz w:val="22"/>
           <w:szCs w:val="17"/>
         </w:rPr>
         <w:t xml:space="preserve">Builds on Lesson 6-4 Session 1 · 6.EE.A.2</w:t>
@@ -154,6 +155,7 @@
           </w:tcPr>
           <w:p>
             <w:pPr>
+              <w:pStyle w:val="Heading2"/>
               <w:spacing w:before="0" w:after="0" w:line="252" w:lineRule="auto"/>
             </w:pPr>
             <w:r>
@@ -183,7 +185,7 @@
               <w:rPr>
                 <w:rFonts w:ascii="Avenir Next" w:hAnsi="Avenir Next" w:cs="Avenir Next" w:eastAsia="Avenir Next"/>
                 <w:color w:val="1A1A1A"/>
-                <w:sz w:val="20"/>
+                <w:sz w:val="22"/>
                 <w:szCs w:val="20"/>
               </w:rPr>
               <w:t xml:space="preserve">Today you evaluate 4 + 2 × 6 and (4 + 2) × 6, the kind of expressions you wrote in Session 1.</w:t>
@@ -203,6 +205,7 @@
           </w:tcPr>
           <w:p>
             <w:pPr>
+              <w:pStyle w:val="Heading2"/>
               <w:spacing w:before="0" w:after="0" w:line="252" w:lineRule="auto"/>
             </w:pPr>
             <w:r>
@@ -232,7 +235,7 @@
               <w:rPr>
                 <w:rFonts w:ascii="Avenir Next" w:hAnsi="Avenir Next" w:cs="Avenir Next" w:eastAsia="Avenir Next"/>
                 <w:color w:val="1A1A1A"/>
-                <w:sz w:val="20"/>
+                <w:sz w:val="22"/>
                 <w:szCs w:val="20"/>
               </w:rPr>
               <w:t xml:space="preserve">Write one expression for a story, like 3 × 8 + 5 for 3 shirts at $8 and a $5 hat.  </w:t>
@@ -242,7 +245,7 @@
                 <w:rFonts w:ascii="Avenir Next" w:hAnsi="Avenir Next" w:cs="Avenir Next" w:eastAsia="Avenir Next"/>
                 <w:b/>
                 <w:color w:val="1A1A1A"/>
-                <w:sz w:val="20"/>
+                <w:sz w:val="22"/>
                 <w:szCs w:val="20"/>
               </w:rPr>
               <w:t xml:space="preserve">You will use it in Practice Form A, problem 8.</w:t>
@@ -253,6 +256,7 @@
     </w:tbl>
     <w:p>
       <w:pPr>
+        <w:pStyle w:val="Heading2"/>
         <w:keepNext/>
         <w:pBdr>
           <w:bottom w:val="single" w:sz="8" w:space="3" w:color="003A70"/>
@@ -268,7 +272,7 @@
           <w:b/>
           <w:color w:val="003A70"/>
           <w:spacing w:val="14"/>
-          <w:sz w:val="19"/>
+          <w:sz w:val="22"/>
           <w:szCs w:val="19"/>
         </w:rPr>
         <w:t xml:space="preserve">STEPS TO FOLLOW</w:t>
@@ -287,7 +291,7 @@
           <w:rFonts w:ascii="Avenir Next" w:hAnsi="Avenir Next" w:cs="Avenir Next" w:eastAsia="Avenir Next"/>
           <w:i/>
           <w:color w:val="5A5F66"/>
-          <w:sz w:val="17"/>
+          <w:sz w:val="22"/>
           <w:szCs w:val="17"/>
         </w:rPr>
         <w:t xml:space="preserve">use these same steps on every problem</w:t>
@@ -329,6 +333,7 @@
           </w:tcPr>
           <w:p>
             <w:pPr>
+              <w:pStyle w:val="Heading1"/>
               <w:spacing w:before="0" w:after="0" w:line="240" w:lineRule="auto"/>
               <w:jc w:val="center"/>
             </w:pPr>
@@ -357,7 +362,7 @@
               <w:rPr>
                 <w:rFonts w:ascii="Avenir Next" w:hAnsi="Avenir Next" w:cs="Avenir Next" w:eastAsia="Avenir Next"/>
                 <w:color w:val="1A1A1A"/>
-                <w:sz w:val="21"/>
+                <w:sz w:val="22"/>
                 <w:szCs w:val="21"/>
               </w:rPr>
               <w:t xml:space="preserve">Find each </w:t>
@@ -367,7 +372,7 @@
                 <w:rFonts w:ascii="Avenir Next" w:hAnsi="Avenir Next" w:cs="Avenir Next" w:eastAsia="Avenir Next"/>
                 <w:b/>
                 <w:color w:val="1A1A1A"/>
-                <w:sz w:val="21"/>
+                <w:sz w:val="22"/>
                 <w:szCs w:val="21"/>
               </w:rPr>
               <w:t xml:space="preserve">group</w:t>
@@ -376,7 +381,7 @@
               <w:rPr>
                 <w:rFonts w:ascii="Avenir Next" w:hAnsi="Avenir Next" w:cs="Avenir Next" w:eastAsia="Avenir Next"/>
                 <w:color w:val="1A1A1A"/>
-                <w:sz w:val="21"/>
+                <w:sz w:val="22"/>
                 <w:szCs w:val="21"/>
               </w:rPr>
               <w:t xml:space="preserve">: number × price.</w:t>
@@ -395,6 +400,7 @@
           </w:tcPr>
           <w:p>
             <w:pPr>
+              <w:pStyle w:val="Heading1"/>
               <w:spacing w:before="0" w:after="0" w:line="240" w:lineRule="auto"/>
               <w:jc w:val="center"/>
             </w:pPr>
@@ -423,7 +429,7 @@
               <w:rPr>
                 <w:rFonts w:ascii="Avenir Next" w:hAnsi="Avenir Next" w:cs="Avenir Next" w:eastAsia="Avenir Next"/>
                 <w:color w:val="1A1A1A"/>
-                <w:sz w:val="21"/>
+                <w:sz w:val="22"/>
                 <w:szCs w:val="21"/>
               </w:rPr>
               <w:t xml:space="preserve">Find any </w:t>
@@ -433,7 +439,7 @@
                 <w:rFonts w:ascii="Avenir Next" w:hAnsi="Avenir Next" w:cs="Avenir Next" w:eastAsia="Avenir Next"/>
                 <w:b/>
                 <w:color w:val="1A1A1A"/>
-                <w:sz w:val="21"/>
+                <w:sz w:val="22"/>
                 <w:szCs w:val="21"/>
               </w:rPr>
               <w:t xml:space="preserve">one-time</w:t>
@@ -442,7 +448,7 @@
               <w:rPr>
                 <w:rFonts w:ascii="Avenir Next" w:hAnsi="Avenir Next" w:cs="Avenir Next" w:eastAsia="Avenir Next"/>
                 <w:color w:val="1A1A1A"/>
-                <w:sz w:val="21"/>
+                <w:sz w:val="22"/>
                 <w:szCs w:val="21"/>
               </w:rPr>
               <w:t xml:space="preserve"> amount.</w:t>
@@ -461,6 +467,7 @@
           </w:tcPr>
           <w:p>
             <w:pPr>
+              <w:pStyle w:val="Heading1"/>
               <w:spacing w:before="0" w:after="0" w:line="240" w:lineRule="auto"/>
               <w:jc w:val="center"/>
             </w:pPr>
@@ -490,7 +497,7 @@
                 <w:rFonts w:ascii="Avenir Next" w:hAnsi="Avenir Next" w:cs="Avenir Next" w:eastAsia="Avenir Next"/>
                 <w:b/>
                 <w:color w:val="1A1A1A"/>
-                <w:sz w:val="21"/>
+                <w:sz w:val="22"/>
                 <w:szCs w:val="21"/>
               </w:rPr>
               <w:t xml:space="preserve">Join</w:t>
@@ -499,7 +506,7 @@
               <w:rPr>
                 <w:rFonts w:ascii="Avenir Next" w:hAnsi="Avenir Next" w:cs="Avenir Next" w:eastAsia="Avenir Next"/>
                 <w:color w:val="1A1A1A"/>
-                <w:sz w:val="21"/>
+                <w:sz w:val="22"/>
                 <w:szCs w:val="21"/>
               </w:rPr>
               <w:t xml:space="preserve"> the parts with + or −.</w:t>
@@ -510,6 +517,7 @@
     </w:tbl>
     <w:p>
       <w:pPr>
+        <w:pStyle w:val="Heading2"/>
         <w:keepNext/>
         <w:pBdr>
           <w:bottom w:val="single" w:sz="8" w:space="3" w:color="003A70"/>
@@ -525,7 +533,7 @@
           <w:b/>
           <w:color w:val="003A70"/>
           <w:spacing w:val="14"/>
-          <w:sz w:val="19"/>
+          <w:sz w:val="22"/>
           <w:szCs w:val="19"/>
         </w:rPr>
         <w:t xml:space="preserve">WATCH ME</w:t>
@@ -544,7 +552,7 @@
           <w:rFonts w:ascii="Avenir Next" w:hAnsi="Avenir Next" w:cs="Avenir Next" w:eastAsia="Avenir Next"/>
           <w:i/>
           <w:color w:val="5A5F66"/>
-          <w:sz w:val="17"/>
+          <w:sz w:val="22"/>
           <w:szCs w:val="17"/>
         </w:rPr>
         <w:t xml:space="preserve">the steps in action</w:t>
@@ -559,7 +567,7 @@
           <w:rFonts w:ascii="Avenir Next" w:hAnsi="Avenir Next" w:cs="Avenir Next" w:eastAsia="Avenir Next"/>
           <w:b/>
           <w:color w:val="1A1A1A"/>
-          <w:sz w:val="21"/>
+          <w:sz w:val="22"/>
           <w:szCs w:val="21"/>
         </w:rPr>
         <w:t xml:space="preserve">3 shirts cost $8 each. A hat costs $5. Write the total cost.</w:t>
@@ -578,25 +586,25 @@
           <w:rFonts w:ascii="Avenir Next" w:hAnsi="Avenir Next" w:cs="Avenir Next" w:eastAsia="Avenir Next"/>
           <w:b/>
           <w:color w:val="003A70"/>
+          <w:sz w:val="22"/>
+          <w:szCs w:val="19"/>
+        </w:rPr>
+        <w:t xml:space="preserve">Step 1</w:t>
+      </w:r>
+      <w:r>
+        <w:rPr>
+          <w:rFonts w:ascii="Avenir Next" w:hAnsi="Avenir Next" w:cs="Avenir Next" w:eastAsia="Avenir Next"/>
+          <w:color w:val="1A1A1A"/>
           <w:sz w:val="19"/>
           <w:szCs w:val="19"/>
         </w:rPr>
-        <w:t xml:space="preserve">Step 1</w:t>
-      </w:r>
-      <w:r>
-        <w:rPr>
-          <w:rFonts w:ascii="Avenir Next" w:hAnsi="Avenir Next" w:cs="Avenir Next" w:eastAsia="Avenir Next"/>
-          <w:color w:val="1A1A1A"/>
-          <w:sz w:val="19"/>
-          <w:szCs w:val="19"/>
-        </w:rPr>
         <w:tab/>
       </w:r>
       <w:r>
         <w:rPr>
           <w:rFonts w:ascii="Avenir Next" w:hAnsi="Avenir Next" w:cs="Avenir Next" w:eastAsia="Avenir Next"/>
           <w:color w:val="1A1A1A"/>
-          <w:sz w:val="21"/>
+          <w:sz w:val="22"/>
           <w:szCs w:val="21"/>
         </w:rPr>
         <w:t xml:space="preserve">Group: 3 × 8.</w:t>
@@ -615,25 +623,25 @@
           <w:rFonts w:ascii="Avenir Next" w:hAnsi="Avenir Next" w:cs="Avenir Next" w:eastAsia="Avenir Next"/>
           <w:b/>
           <w:color w:val="003A70"/>
+          <w:sz w:val="22"/>
+          <w:szCs w:val="19"/>
+        </w:rPr>
+        <w:t xml:space="preserve">Step 2</w:t>
+      </w:r>
+      <w:r>
+        <w:rPr>
+          <w:rFonts w:ascii="Avenir Next" w:hAnsi="Avenir Next" w:cs="Avenir Next" w:eastAsia="Avenir Next"/>
+          <w:color w:val="1A1A1A"/>
           <w:sz w:val="19"/>
           <w:szCs w:val="19"/>
         </w:rPr>
-        <w:t xml:space="preserve">Step 2</w:t>
-      </w:r>
-      <w:r>
-        <w:rPr>
-          <w:rFonts w:ascii="Avenir Next" w:hAnsi="Avenir Next" w:cs="Avenir Next" w:eastAsia="Avenir Next"/>
-          <w:color w:val="1A1A1A"/>
-          <w:sz w:val="19"/>
-          <w:szCs w:val="19"/>
-        </w:rPr>
         <w:tab/>
       </w:r>
       <w:r>
         <w:rPr>
           <w:rFonts w:ascii="Avenir Next" w:hAnsi="Avenir Next" w:cs="Avenir Next" w:eastAsia="Avenir Next"/>
           <w:color w:val="1A1A1A"/>
-          <w:sz w:val="21"/>
+          <w:sz w:val="22"/>
           <w:szCs w:val="21"/>
         </w:rPr>
         <w:t xml:space="preserve">One-time amount: 5.</w:t>
@@ -652,25 +660,25 @@
           <w:rFonts w:ascii="Avenir Next" w:hAnsi="Avenir Next" w:cs="Avenir Next" w:eastAsia="Avenir Next"/>
           <w:b/>
           <w:color w:val="003A70"/>
+          <w:sz w:val="22"/>
+          <w:szCs w:val="19"/>
+        </w:rPr>
+        <w:t xml:space="preserve">Step 3</w:t>
+      </w:r>
+      <w:r>
+        <w:rPr>
+          <w:rFonts w:ascii="Avenir Next" w:hAnsi="Avenir Next" w:cs="Avenir Next" w:eastAsia="Avenir Next"/>
+          <w:color w:val="1A1A1A"/>
           <w:sz w:val="19"/>
           <w:szCs w:val="19"/>
         </w:rPr>
-        <w:t xml:space="preserve">Step 3</w:t>
-      </w:r>
-      <w:r>
-        <w:rPr>
-          <w:rFonts w:ascii="Avenir Next" w:hAnsi="Avenir Next" w:cs="Avenir Next" w:eastAsia="Avenir Next"/>
-          <w:color w:val="1A1A1A"/>
-          <w:sz w:val="19"/>
-          <w:szCs w:val="19"/>
-        </w:rPr>
         <w:tab/>
       </w:r>
       <w:r>
         <w:rPr>
           <w:rFonts w:ascii="Avenir Next" w:hAnsi="Avenir Next" w:cs="Avenir Next" w:eastAsia="Avenir Next"/>
           <w:color w:val="1A1A1A"/>
-          <w:sz w:val="21"/>
+          <w:sz w:val="22"/>
           <w:szCs w:val="21"/>
         </w:rPr>
         <w:t xml:space="preserve">3 × 8 + 5.</w:t>
@@ -689,18 +697,18 @@
           <w:rFonts w:ascii="Avenir Next" w:hAnsi="Avenir Next" w:cs="Avenir Next" w:eastAsia="Avenir Next"/>
           <w:b/>
           <w:color w:val="1A1A1A"/>
+          <w:sz w:val="22"/>
+          <w:szCs w:val="21"/>
+        </w:rPr>
+        <w:t xml:space="preserve">Answer</w:t>
+      </w:r>
+      <w:r>
+        <w:rPr>
+          <w:rFonts w:ascii="Avenir Next" w:hAnsi="Avenir Next" w:cs="Avenir Next" w:eastAsia="Avenir Next"/>
+          <w:color w:val="1A1A1A"/>
           <w:sz w:val="21"/>
           <w:szCs w:val="21"/>
         </w:rPr>
-        <w:t xml:space="preserve">Answer</w:t>
-      </w:r>
-      <w:r>
-        <w:rPr>
-          <w:rFonts w:ascii="Avenir Next" w:hAnsi="Avenir Next" w:cs="Avenir Next" w:eastAsia="Avenir Next"/>
-          <w:color w:val="1A1A1A"/>
-          <w:sz w:val="21"/>
-          <w:szCs w:val="21"/>
-        </w:rPr>
         <w:tab/>
       </w:r>
       <w:r>
@@ -708,7 +716,7 @@
           <w:rFonts w:ascii="Avenir Next" w:hAnsi="Avenir Next" w:cs="Avenir Next" w:eastAsia="Avenir Next"/>
           <w:b/>
           <w:color w:val="1A1A1A"/>
-          <w:sz w:val="21"/>
+          <w:sz w:val="22"/>
           <w:szCs w:val="21"/>
         </w:rPr>
         <w:t xml:space="preserve">3 × 8 + 5 = 29 dollars</w:t>
@@ -716,6 +724,7 @@
     </w:p>
     <w:p>
       <w:pPr>
+        <w:pStyle w:val="Heading2"/>
         <w:keepNext/>
         <w:pBdr>
           <w:bottom w:val="single" w:sz="8" w:space="3" w:color="003A70"/>
@@ -731,7 +740,7 @@
           <w:b/>
           <w:color w:val="003A70"/>
           <w:spacing w:val="14"/>
-          <w:sz w:val="19"/>
+          <w:sz w:val="22"/>
           <w:szCs w:val="19"/>
         </w:rPr>
         <w:t xml:space="preserve">TRY IT WITH HELP</w:t>
@@ -750,7 +759,7 @@
           <w:rFonts w:ascii="Avenir Next" w:hAnsi="Avenir Next" w:cs="Avenir Next" w:eastAsia="Avenir Next"/>
           <w:i/>
           <w:color w:val="5A5F66"/>
-          <w:sz w:val="17"/>
+          <w:sz w:val="22"/>
           <w:szCs w:val="17"/>
         </w:rPr>
         <w:t xml:space="preserve">fill in each step</w:t>
@@ -808,35 +817,35 @@
           <w:rFonts w:ascii="Avenir Next" w:hAnsi="Avenir Next" w:cs="Avenir Next" w:eastAsia="Avenir Next"/>
           <w:b/>
           <w:color w:val="003A70"/>
+          <w:sz w:val="22"/>
+          <w:szCs w:val="18"/>
+        </w:rPr>
+        <w:t xml:space="preserve">Step 1</w:t>
+      </w:r>
+      <w:r>
+        <w:rPr>
+          <w:rFonts w:ascii="Avenir Next" w:hAnsi="Avenir Next" w:cs="Avenir Next" w:eastAsia="Avenir Next"/>
+          <w:color w:val="1A1A1A"/>
           <w:sz w:val="18"/>
           <w:szCs w:val="18"/>
         </w:rPr>
-        <w:t xml:space="preserve">Step 1</w:t>
-      </w:r>
-      <w:r>
-        <w:rPr>
-          <w:rFonts w:ascii="Avenir Next" w:hAnsi="Avenir Next" w:cs="Avenir Next" w:eastAsia="Avenir Next"/>
-          <w:color w:val="1A1A1A"/>
-          <w:sz w:val="18"/>
-          <w:szCs w:val="18"/>
-        </w:rPr>
         <w:tab/>
       </w:r>
       <w:r>
         <w:rPr>
           <w:rFonts w:ascii="Avenir Next" w:hAnsi="Avenir Next" w:cs="Avenir Next" w:eastAsia="Avenir Next"/>
           <w:color w:val="1A1A1A"/>
+          <w:sz w:val="22"/>
+          <w:szCs w:val="21"/>
+        </w:rPr>
+        <w:t xml:space="preserve">Group: </w:t>
+      </w:r>
+      <w:r>
+        <w:rPr>
+          <w:rFonts w:ascii="Avenir Next" w:hAnsi="Avenir Next" w:cs="Avenir Next" w:eastAsia="Avenir Next"/>
+          <w:color w:val="1A1A1A"/>
           <w:sz w:val="21"/>
           <w:szCs w:val="21"/>
-        </w:rPr>
-        <w:t xml:space="preserve">Group: </w:t>
-      </w:r>
-      <w:r>
-        <w:rPr>
-          <w:rFonts w:ascii="Avenir Next" w:hAnsi="Avenir Next" w:cs="Avenir Next" w:eastAsia="Avenir Next"/>
-          <w:color w:val="1A1A1A"/>
-          <w:sz w:val="21"/>
-          <w:szCs w:val="21"/>
           <w:u w:val="single"/>
         </w:rPr>
         <w:t xml:space="preserve">                </w:t>
@@ -845,7 +854,7 @@
         <w:rPr>
           <w:rFonts w:ascii="Avenir Next" w:hAnsi="Avenir Next" w:cs="Avenir Next" w:eastAsia="Avenir Next"/>
           <w:color w:val="1A1A1A"/>
-          <w:sz w:val="21"/>
+          <w:sz w:val="22"/>
           <w:szCs w:val="21"/>
         </w:rPr>
         <w:t xml:space="preserve"> × </w:t>
@@ -875,25 +884,25 @@
           <w:rFonts w:ascii="Avenir Next" w:hAnsi="Avenir Next" w:cs="Avenir Next" w:eastAsia="Avenir Next"/>
           <w:b/>
           <w:color w:val="003A70"/>
+          <w:sz w:val="22"/>
+          <w:szCs w:val="18"/>
+        </w:rPr>
+        <w:t xml:space="preserve">Step 2</w:t>
+      </w:r>
+      <w:r>
+        <w:rPr>
+          <w:rFonts w:ascii="Avenir Next" w:hAnsi="Avenir Next" w:cs="Avenir Next" w:eastAsia="Avenir Next"/>
+          <w:color w:val="1A1A1A"/>
           <w:sz w:val="18"/>
           <w:szCs w:val="18"/>
         </w:rPr>
-        <w:t xml:space="preserve">Step 2</w:t>
-      </w:r>
-      <w:r>
-        <w:rPr>
-          <w:rFonts w:ascii="Avenir Next" w:hAnsi="Avenir Next" w:cs="Avenir Next" w:eastAsia="Avenir Next"/>
-          <w:color w:val="1A1A1A"/>
-          <w:sz w:val="18"/>
-          <w:szCs w:val="18"/>
-        </w:rPr>
         <w:tab/>
       </w:r>
       <w:r>
         <w:rPr>
           <w:rFonts w:ascii="Avenir Next" w:hAnsi="Avenir Next" w:cs="Avenir Next" w:eastAsia="Avenir Next"/>
           <w:color w:val="1A1A1A"/>
-          <w:sz w:val="21"/>
+          <w:sz w:val="22"/>
           <w:szCs w:val="21"/>
         </w:rPr>
         <w:t xml:space="preserve">One-time amount: </w:t>
@@ -923,25 +932,25 @@
           <w:rFonts w:ascii="Avenir Next" w:hAnsi="Avenir Next" w:cs="Avenir Next" w:eastAsia="Avenir Next"/>
           <w:b/>
           <w:color w:val="003A70"/>
+          <w:sz w:val="22"/>
+          <w:szCs w:val="18"/>
+        </w:rPr>
+        <w:t xml:space="preserve">Step 3</w:t>
+      </w:r>
+      <w:r>
+        <w:rPr>
+          <w:rFonts w:ascii="Avenir Next" w:hAnsi="Avenir Next" w:cs="Avenir Next" w:eastAsia="Avenir Next"/>
+          <w:color w:val="1A1A1A"/>
           <w:sz w:val="18"/>
           <w:szCs w:val="18"/>
         </w:rPr>
-        <w:t xml:space="preserve">Step 3</w:t>
-      </w:r>
-      <w:r>
-        <w:rPr>
-          <w:rFonts w:ascii="Avenir Next" w:hAnsi="Avenir Next" w:cs="Avenir Next" w:eastAsia="Avenir Next"/>
-          <w:color w:val="1A1A1A"/>
-          <w:sz w:val="18"/>
-          <w:szCs w:val="18"/>
-        </w:rPr>
         <w:tab/>
       </w:r>
       <w:r>
         <w:rPr>
           <w:rFonts w:ascii="Avenir Next" w:hAnsi="Avenir Next" w:cs="Avenir Next" w:eastAsia="Avenir Next"/>
           <w:color w:val="1A1A1A"/>
-          <w:sz w:val="21"/>
+          <w:sz w:val="22"/>
           <w:szCs w:val="21"/>
         </w:rPr>
         <w:t xml:space="preserve">Expression: </w:t>
@@ -1014,35 +1023,35 @@
           <w:rFonts w:ascii="Avenir Next" w:hAnsi="Avenir Next" w:cs="Avenir Next" w:eastAsia="Avenir Next"/>
           <w:b/>
           <w:color w:val="003A70"/>
+          <w:sz w:val="22"/>
+          <w:szCs w:val="18"/>
+        </w:rPr>
+        <w:t xml:space="preserve">Step 1</w:t>
+      </w:r>
+      <w:r>
+        <w:rPr>
+          <w:rFonts w:ascii="Avenir Next" w:hAnsi="Avenir Next" w:cs="Avenir Next" w:eastAsia="Avenir Next"/>
+          <w:color w:val="1A1A1A"/>
           <w:sz w:val="18"/>
           <w:szCs w:val="18"/>
         </w:rPr>
-        <w:t xml:space="preserve">Step 1</w:t>
-      </w:r>
-      <w:r>
-        <w:rPr>
-          <w:rFonts w:ascii="Avenir Next" w:hAnsi="Avenir Next" w:cs="Avenir Next" w:eastAsia="Avenir Next"/>
-          <w:color w:val="1A1A1A"/>
-          <w:sz w:val="18"/>
-          <w:szCs w:val="18"/>
-        </w:rPr>
         <w:tab/>
       </w:r>
       <w:r>
         <w:rPr>
           <w:rFonts w:ascii="Avenir Next" w:hAnsi="Avenir Next" w:cs="Avenir Next" w:eastAsia="Avenir Next"/>
           <w:color w:val="1A1A1A"/>
+          <w:sz w:val="22"/>
+          <w:szCs w:val="21"/>
+        </w:rPr>
+        <w:t xml:space="preserve">Group: </w:t>
+      </w:r>
+      <w:r>
+        <w:rPr>
+          <w:rFonts w:ascii="Avenir Next" w:hAnsi="Avenir Next" w:cs="Avenir Next" w:eastAsia="Avenir Next"/>
+          <w:color w:val="1A1A1A"/>
           <w:sz w:val="21"/>
           <w:szCs w:val="21"/>
-        </w:rPr>
-        <w:t xml:space="preserve">Group: </w:t>
-      </w:r>
-      <w:r>
-        <w:rPr>
-          <w:rFonts w:ascii="Avenir Next" w:hAnsi="Avenir Next" w:cs="Avenir Next" w:eastAsia="Avenir Next"/>
-          <w:color w:val="1A1A1A"/>
-          <w:sz w:val="21"/>
-          <w:szCs w:val="21"/>
           <w:u w:val="single"/>
         </w:rPr>
         <w:t xml:space="preserve">                </w:t>
@@ -1051,7 +1060,7 @@
         <w:rPr>
           <w:rFonts w:ascii="Avenir Next" w:hAnsi="Avenir Next" w:cs="Avenir Next" w:eastAsia="Avenir Next"/>
           <w:color w:val="1A1A1A"/>
-          <w:sz w:val="21"/>
+          <w:sz w:val="22"/>
           <w:szCs w:val="21"/>
         </w:rPr>
         <w:t xml:space="preserve"> × </w:t>
@@ -1081,25 +1090,25 @@
           <w:rFonts w:ascii="Avenir Next" w:hAnsi="Avenir Next" w:cs="Avenir Next" w:eastAsia="Avenir Next"/>
           <w:b/>
           <w:color w:val="003A70"/>
+          <w:sz w:val="22"/>
+          <w:szCs w:val="18"/>
+        </w:rPr>
+        <w:t xml:space="preserve">Step 2</w:t>
+      </w:r>
+      <w:r>
+        <w:rPr>
+          <w:rFonts w:ascii="Avenir Next" w:hAnsi="Avenir Next" w:cs="Avenir Next" w:eastAsia="Avenir Next"/>
+          <w:color w:val="1A1A1A"/>
           <w:sz w:val="18"/>
           <w:szCs w:val="18"/>
         </w:rPr>
-        <w:t xml:space="preserve">Step 2</w:t>
-      </w:r>
-      <w:r>
-        <w:rPr>
-          <w:rFonts w:ascii="Avenir Next" w:hAnsi="Avenir Next" w:cs="Avenir Next" w:eastAsia="Avenir Next"/>
-          <w:color w:val="1A1A1A"/>
-          <w:sz w:val="18"/>
-          <w:szCs w:val="18"/>
-        </w:rPr>
         <w:tab/>
       </w:r>
       <w:r>
         <w:rPr>
           <w:rFonts w:ascii="Avenir Next" w:hAnsi="Avenir Next" w:cs="Avenir Next" w:eastAsia="Avenir Next"/>
           <w:color w:val="1A1A1A"/>
-          <w:sz w:val="21"/>
+          <w:sz w:val="22"/>
           <w:szCs w:val="21"/>
         </w:rPr>
         <w:t xml:space="preserve">One-time amount: </w:t>
@@ -1129,35 +1138,35 @@
           <w:rFonts w:ascii="Avenir Next" w:hAnsi="Avenir Next" w:cs="Avenir Next" w:eastAsia="Avenir Next"/>
           <w:b/>
           <w:color w:val="003A70"/>
+          <w:sz w:val="22"/>
+          <w:szCs w:val="18"/>
+        </w:rPr>
+        <w:t xml:space="preserve">Step 3</w:t>
+      </w:r>
+      <w:r>
+        <w:rPr>
+          <w:rFonts w:ascii="Avenir Next" w:hAnsi="Avenir Next" w:cs="Avenir Next" w:eastAsia="Avenir Next"/>
+          <w:color w:val="1A1A1A"/>
           <w:sz w:val="18"/>
           <w:szCs w:val="18"/>
         </w:rPr>
-        <w:t xml:space="preserve">Step 3</w:t>
-      </w:r>
-      <w:r>
-        <w:rPr>
-          <w:rFonts w:ascii="Avenir Next" w:hAnsi="Avenir Next" w:cs="Avenir Next" w:eastAsia="Avenir Next"/>
-          <w:color w:val="1A1A1A"/>
-          <w:sz w:val="18"/>
-          <w:szCs w:val="18"/>
-        </w:rPr>
         <w:tab/>
       </w:r>
       <w:r>
         <w:rPr>
           <w:rFonts w:ascii="Avenir Next" w:hAnsi="Avenir Next" w:cs="Avenir Next" w:eastAsia="Avenir Next"/>
           <w:color w:val="1A1A1A"/>
+          <w:sz w:val="22"/>
+          <w:szCs w:val="21"/>
+        </w:rPr>
+        <w:t xml:space="preserve">Expression: 20 </w:t>
+      </w:r>
+      <w:r>
+        <w:rPr>
+          <w:rFonts w:ascii="Avenir Next" w:hAnsi="Avenir Next" w:cs="Avenir Next" w:eastAsia="Avenir Next"/>
+          <w:color w:val="1A1A1A"/>
           <w:sz w:val="21"/>
           <w:szCs w:val="21"/>
-        </w:rPr>
-        <w:t xml:space="preserve">Expression: 20 </w:t>
-      </w:r>
-      <w:r>
-        <w:rPr>
-          <w:rFonts w:ascii="Avenir Next" w:hAnsi="Avenir Next" w:cs="Avenir Next" w:eastAsia="Avenir Next"/>
-          <w:color w:val="1A1A1A"/>
-          <w:sz w:val="21"/>
-          <w:szCs w:val="21"/>
           <w:u w:val="single"/>
         </w:rPr>
         <w:t xml:space="preserve">                </w:t>
@@ -1166,7 +1175,7 @@
         <w:rPr>
           <w:rFonts w:ascii="Avenir Next" w:hAnsi="Avenir Next" w:cs="Avenir Next" w:eastAsia="Avenir Next"/>
           <w:color w:val="1A1A1A"/>
-          <w:sz w:val="21"/>
+          <w:sz w:val="22"/>
           <w:szCs w:val="21"/>
         </w:rPr>
         <w:t xml:space="preserve"> 5 × 3</w:t>
@@ -1179,6 +1188,7 @@
     </w:p>
     <w:p>
       <w:pPr>
+        <w:pStyle w:val="Heading2"/>
         <w:keepNext/>
         <w:pBdr>
           <w:bottom w:val="single" w:sz="8" w:space="3" w:color="003A70"/>
@@ -1194,7 +1204,7 @@
           <w:b/>
           <w:color w:val="003A70"/>
           <w:spacing w:val="14"/>
-          <w:sz w:val="19"/>
+          <w:sz w:val="22"/>
           <w:szCs w:val="19"/>
         </w:rPr>
         <w:t xml:space="preserve">YOUR TURN</w:t>
@@ -1213,7 +1223,7 @@
           <w:rFonts w:ascii="Avenir Next" w:hAnsi="Avenir Next" w:cs="Avenir Next" w:eastAsia="Avenir Next"/>
           <w:i/>
           <w:color w:val="5A5F66"/>
-          <w:sz w:val="17"/>
+          <w:sz w:val="22"/>
           <w:szCs w:val="17"/>
         </w:rPr>
         <w:t xml:space="preserve">use the steps on your own</w:t>
@@ -1608,7 +1618,7 @@
           <w:caps/>
           <w:color w:val="003A70"/>
           <w:spacing w:val="12"/>
-          <w:sz w:val="19"/>
+          <w:sz w:val="22"/>
           <w:szCs w:val="19"/>
         </w:rPr>
         <w:t xml:space="preserve">Lesson 6-4  ·  Session 2  ·  Prerequisite Practice B  ·  Skill 2 of 2</w:t>
@@ -1616,6 +1626,7 @@
     </w:p>
     <w:p>
       <w:pPr>
+        <w:pStyle w:val="Heading1"/>
         <w:keepNext/>
         <w:spacing w:before="0" w:after="10" w:line="240" w:lineRule="auto"/>
       </w:pPr>
@@ -1641,7 +1652,7 @@
         <w:rPr>
           <w:rFonts w:ascii="Avenir Next" w:hAnsi="Avenir Next" w:cs="Avenir Next" w:eastAsia="Avenir Next"/>
           <w:color w:val="5A5F66"/>
-          <w:sz w:val="17"/>
+          <w:sz w:val="22"/>
           <w:szCs w:val="17"/>
         </w:rPr>
         <w:t xml:space="preserve">Builds on Lesson 6-3 Session 2 · 6.EE.A.1</w:t>
@@ -1684,6 +1695,7 @@
           </w:tcPr>
           <w:p>
             <w:pPr>
+              <w:pStyle w:val="Heading2"/>
               <w:spacing w:before="0" w:after="0" w:line="252" w:lineRule="auto"/>
             </w:pPr>
             <w:r>
@@ -1713,7 +1725,7 @@
               <w:rPr>
                 <w:rFonts w:ascii="Avenir Next" w:hAnsi="Avenir Next" w:cs="Avenir Next" w:eastAsia="Avenir Next"/>
                 <w:color w:val="1A1A1A"/>
-                <w:sz w:val="20"/>
+                <w:sz w:val="22"/>
                 <w:szCs w:val="20"/>
               </w:rPr>
               <w:t xml:space="preserve">In 8 + 4 × 3</w:t>
@@ -1722,7 +1734,7 @@
               <w:rPr>
                 <w:rFonts w:ascii="Avenir Next" w:hAnsi="Avenir Next" w:cs="Avenir Next" w:eastAsia="Avenir Next"/>
                 <w:color w:val="1A1A1A"/>
-                <w:sz w:val="20"/>
+                <w:sz w:val="22"/>
                 <w:szCs w:val="20"/>
                 <w:vertAlign w:val="superscript"/>
               </w:rPr>
@@ -1732,7 +1744,7 @@
               <w:rPr>
                 <w:rFonts w:ascii="Avenir Next" w:hAnsi="Avenir Next" w:cs="Avenir Next" w:eastAsia="Avenir Next"/>
                 <w:color w:val="1A1A1A"/>
-                <w:sz w:val="20"/>
+                <w:sz w:val="22"/>
                 <w:szCs w:val="20"/>
               </w:rPr>
               <w:t xml:space="preserve"> − 10 you must find 3</w:t>
@@ -1741,7 +1753,7 @@
               <w:rPr>
                 <w:rFonts w:ascii="Avenir Next" w:hAnsi="Avenir Next" w:cs="Avenir Next" w:eastAsia="Avenir Next"/>
                 <w:color w:val="1A1A1A"/>
-                <w:sz w:val="20"/>
+                <w:sz w:val="22"/>
                 <w:szCs w:val="20"/>
                 <w:vertAlign w:val="superscript"/>
               </w:rPr>
@@ -1751,7 +1763,7 @@
               <w:rPr>
                 <w:rFonts w:ascii="Avenir Next" w:hAnsi="Avenir Next" w:cs="Avenir Next" w:eastAsia="Avenir Next"/>
                 <w:color w:val="1A1A1A"/>
-                <w:sz w:val="20"/>
+                <w:sz w:val="22"/>
                 <w:szCs w:val="20"/>
               </w:rPr>
               <w:t xml:space="preserve"> = 9 before you multiply.</w:t>
@@ -1771,6 +1783,7 @@
           </w:tcPr>
           <w:p>
             <w:pPr>
+              <w:pStyle w:val="Heading2"/>
               <w:spacing w:before="0" w:after="0" w:line="252" w:lineRule="auto"/>
             </w:pPr>
             <w:r>
@@ -1800,7 +1813,7 @@
               <w:rPr>
                 <w:rFonts w:ascii="Avenir Next" w:hAnsi="Avenir Next" w:cs="Avenir Next" w:eastAsia="Avenir Next"/>
                 <w:color w:val="1A1A1A"/>
-                <w:sz w:val="20"/>
+                <w:sz w:val="22"/>
                 <w:szCs w:val="20"/>
               </w:rPr>
               <w:t xml:space="preserve">Find the value of a power, like 4</w:t>
@@ -1809,7 +1822,7 @@
               <w:rPr>
                 <w:rFonts w:ascii="Avenir Next" w:hAnsi="Avenir Next" w:cs="Avenir Next" w:eastAsia="Avenir Next"/>
                 <w:color w:val="1A1A1A"/>
-                <w:sz w:val="20"/>
+                <w:sz w:val="22"/>
                 <w:szCs w:val="20"/>
                 <w:vertAlign w:val="superscript"/>
               </w:rPr>
@@ -1819,7 +1832,7 @@
               <w:rPr>
                 <w:rFonts w:ascii="Avenir Next" w:hAnsi="Avenir Next" w:cs="Avenir Next" w:eastAsia="Avenir Next"/>
                 <w:color w:val="1A1A1A"/>
-                <w:sz w:val="20"/>
+                <w:sz w:val="22"/>
                 <w:szCs w:val="20"/>
               </w:rPr>
               <w:t xml:space="preserve"> = 4 × 4 = 16.  </w:t>
@@ -1829,7 +1842,7 @@
                 <w:rFonts w:ascii="Avenir Next" w:hAnsi="Avenir Next" w:cs="Avenir Next" w:eastAsia="Avenir Next"/>
                 <w:b/>
                 <w:color w:val="1A1A1A"/>
-                <w:sz w:val="20"/>
+                <w:sz w:val="22"/>
                 <w:szCs w:val="20"/>
               </w:rPr>
               <w:t xml:space="preserve">You will use it in Practice Form A, problems 2 and 5.</w:t>
@@ -1840,6 +1853,7 @@
     </w:tbl>
     <w:p>
       <w:pPr>
+        <w:pStyle w:val="Heading2"/>
         <w:keepNext/>
         <w:pBdr>
           <w:bottom w:val="single" w:sz="8" w:space="3" w:color="003A70"/>
@@ -1855,7 +1869,7 @@
           <w:b/>
           <w:color w:val="003A70"/>
           <w:spacing w:val="14"/>
-          <w:sz w:val="19"/>
+          <w:sz w:val="22"/>
           <w:szCs w:val="19"/>
         </w:rPr>
         <w:t xml:space="preserve">STEPS TO FOLLOW</w:t>
@@ -1874,7 +1888,7 @@
           <w:rFonts w:ascii="Avenir Next" w:hAnsi="Avenir Next" w:cs="Avenir Next" w:eastAsia="Avenir Next"/>
           <w:i/>
           <w:color w:val="5A5F66"/>
-          <w:sz w:val="17"/>
+          <w:sz w:val="22"/>
           <w:szCs w:val="17"/>
         </w:rPr>
         <w:t xml:space="preserve">use these same steps on every problem</w:t>
@@ -1916,6 +1930,7 @@
           </w:tcPr>
           <w:p>
             <w:pPr>
+              <w:pStyle w:val="Heading1"/>
               <w:spacing w:before="0" w:after="0" w:line="240" w:lineRule="auto"/>
               <w:jc w:val="center"/>
             </w:pPr>
@@ -1944,7 +1959,7 @@
               <w:rPr>
                 <w:rFonts w:ascii="Avenir Next" w:hAnsi="Avenir Next" w:cs="Avenir Next" w:eastAsia="Avenir Next"/>
                 <w:color w:val="1A1A1A"/>
-                <w:sz w:val="21"/>
+                <w:sz w:val="22"/>
                 <w:szCs w:val="21"/>
               </w:rPr>
               <w:t xml:space="preserve">Find the </w:t>
@@ -1954,7 +1969,7 @@
                 <w:rFonts w:ascii="Avenir Next" w:hAnsi="Avenir Next" w:cs="Avenir Next" w:eastAsia="Avenir Next"/>
                 <w:b/>
                 <w:color w:val="1A1A1A"/>
-                <w:sz w:val="21"/>
+                <w:sz w:val="22"/>
                 <w:szCs w:val="21"/>
               </w:rPr>
               <w:t xml:space="preserve">base</w:t>
@@ -1963,7 +1978,7 @@
               <w:rPr>
                 <w:rFonts w:ascii="Avenir Next" w:hAnsi="Avenir Next" w:cs="Avenir Next" w:eastAsia="Avenir Next"/>
                 <w:color w:val="1A1A1A"/>
-                <w:sz w:val="21"/>
+                <w:sz w:val="22"/>
                 <w:szCs w:val="21"/>
               </w:rPr>
               <w:t xml:space="preserve"> and the exponent.</w:t>
@@ -1982,6 +1997,7 @@
           </w:tcPr>
           <w:p>
             <w:pPr>
+              <w:pStyle w:val="Heading1"/>
               <w:spacing w:before="0" w:after="0" w:line="240" w:lineRule="auto"/>
               <w:jc w:val="center"/>
             </w:pPr>
@@ -2011,7 +2027,7 @@
                 <w:rFonts w:ascii="Avenir Next" w:hAnsi="Avenir Next" w:cs="Avenir Next" w:eastAsia="Avenir Next"/>
                 <w:b/>
                 <w:color w:val="1A1A1A"/>
-                <w:sz w:val="21"/>
+                <w:sz w:val="22"/>
                 <w:szCs w:val="21"/>
               </w:rPr>
               <w:t xml:space="preserve">Write</w:t>
@@ -2020,7 +2036,7 @@
               <w:rPr>
                 <w:rFonts w:ascii="Avenir Next" w:hAnsi="Avenir Next" w:cs="Avenir Next" w:eastAsia="Avenir Next"/>
                 <w:color w:val="1A1A1A"/>
-                <w:sz w:val="21"/>
+                <w:sz w:val="22"/>
                 <w:szCs w:val="21"/>
               </w:rPr>
               <w:t xml:space="preserve"> the base as a factor that many times.</w:t>
@@ -2039,6 +2055,7 @@
           </w:tcPr>
           <w:p>
             <w:pPr>
+              <w:pStyle w:val="Heading1"/>
               <w:spacing w:before="0" w:after="0" w:line="240" w:lineRule="auto"/>
               <w:jc w:val="center"/>
             </w:pPr>
@@ -2068,7 +2085,7 @@
                 <w:rFonts w:ascii="Avenir Next" w:hAnsi="Avenir Next" w:cs="Avenir Next" w:eastAsia="Avenir Next"/>
                 <w:b/>
                 <w:color w:val="1A1A1A"/>
-                <w:sz w:val="21"/>
+                <w:sz w:val="22"/>
                 <w:szCs w:val="21"/>
               </w:rPr>
               <w:t xml:space="preserve">Multiply</w:t>
@@ -2077,7 +2094,7 @@
               <w:rPr>
                 <w:rFonts w:ascii="Avenir Next" w:hAnsi="Avenir Next" w:cs="Avenir Next" w:eastAsia="Avenir Next"/>
                 <w:color w:val="1A1A1A"/>
-                <w:sz w:val="21"/>
+                <w:sz w:val="22"/>
                 <w:szCs w:val="21"/>
               </w:rPr>
               <w:t xml:space="preserve"> left to right.</w:t>
@@ -2088,6 +2105,7 @@
     </w:tbl>
     <w:p>
       <w:pPr>
+        <w:pStyle w:val="Heading2"/>
         <w:keepNext/>
         <w:pBdr>
           <w:bottom w:val="single" w:sz="8" w:space="3" w:color="003A70"/>
@@ -2103,7 +2121,7 @@
           <w:b/>
           <w:color w:val="003A70"/>
           <w:spacing w:val="14"/>
-          <w:sz w:val="19"/>
+          <w:sz w:val="22"/>
           <w:szCs w:val="19"/>
         </w:rPr>
         <w:t xml:space="preserve">WATCH ME</w:t>
@@ -2122,7 +2140,7 @@
           <w:rFonts w:ascii="Avenir Next" w:hAnsi="Avenir Next" w:cs="Avenir Next" w:eastAsia="Avenir Next"/>
           <w:i/>
           <w:color w:val="5A5F66"/>
-          <w:sz w:val="17"/>
+          <w:sz w:val="22"/>
           <w:szCs w:val="17"/>
         </w:rPr>
         <w:t xml:space="preserve">the steps in action</w:t>
@@ -2137,7 +2155,7 @@
           <w:rFonts w:ascii="Avenir Next" w:hAnsi="Avenir Next" w:cs="Avenir Next" w:eastAsia="Avenir Next"/>
           <w:b/>
           <w:color w:val="1A1A1A"/>
-          <w:sz w:val="21"/>
+          <w:sz w:val="22"/>
           <w:szCs w:val="21"/>
         </w:rPr>
         <w:t xml:space="preserve">Evaluate 2</w:t>
@@ -2147,7 +2165,7 @@
           <w:rFonts w:ascii="Avenir Next" w:hAnsi="Avenir Next" w:cs="Avenir Next" w:eastAsia="Avenir Next"/>
           <w:b/>
           <w:color w:val="1A1A1A"/>
-          <w:sz w:val="21"/>
+          <w:sz w:val="22"/>
           <w:szCs w:val="21"/>
           <w:vertAlign w:val="superscript"/>
         </w:rPr>
@@ -2158,7 +2176,7 @@
           <w:rFonts w:ascii="Avenir Next" w:hAnsi="Avenir Next" w:cs="Avenir Next" w:eastAsia="Avenir Next"/>
           <w:b/>
           <w:color w:val="1A1A1A"/>
-          <w:sz w:val="21"/>
+          <w:sz w:val="22"/>
           <w:szCs w:val="21"/>
         </w:rPr>
         <w:t xml:space="preserve">.</w:t>
@@ -2177,25 +2195,25 @@
           <w:rFonts w:ascii="Avenir Next" w:hAnsi="Avenir Next" w:cs="Avenir Next" w:eastAsia="Avenir Next"/>
           <w:b/>
           <w:color w:val="003A70"/>
+          <w:sz w:val="22"/>
+          <w:szCs w:val="19"/>
+        </w:rPr>
+        <w:t xml:space="preserve">Step 1</w:t>
+      </w:r>
+      <w:r>
+        <w:rPr>
+          <w:rFonts w:ascii="Avenir Next" w:hAnsi="Avenir Next" w:cs="Avenir Next" w:eastAsia="Avenir Next"/>
+          <w:color w:val="1A1A1A"/>
           <w:sz w:val="19"/>
           <w:szCs w:val="19"/>
         </w:rPr>
-        <w:t xml:space="preserve">Step 1</w:t>
-      </w:r>
-      <w:r>
-        <w:rPr>
-          <w:rFonts w:ascii="Avenir Next" w:hAnsi="Avenir Next" w:cs="Avenir Next" w:eastAsia="Avenir Next"/>
-          <w:color w:val="1A1A1A"/>
-          <w:sz w:val="19"/>
-          <w:szCs w:val="19"/>
-        </w:rPr>
         <w:tab/>
       </w:r>
       <w:r>
         <w:rPr>
           <w:rFonts w:ascii="Avenir Next" w:hAnsi="Avenir Next" w:cs="Avenir Next" w:eastAsia="Avenir Next"/>
           <w:color w:val="1A1A1A"/>
-          <w:sz w:val="21"/>
+          <w:sz w:val="22"/>
           <w:szCs w:val="21"/>
         </w:rPr>
         <w:t xml:space="preserve">Base 2, exponent 4.</w:t>
@@ -2214,25 +2232,25 @@
           <w:rFonts w:ascii="Avenir Next" w:hAnsi="Avenir Next" w:cs="Avenir Next" w:eastAsia="Avenir Next"/>
           <w:b/>
           <w:color w:val="003A70"/>
+          <w:sz w:val="22"/>
+          <w:szCs w:val="19"/>
+        </w:rPr>
+        <w:t xml:space="preserve">Step 2</w:t>
+      </w:r>
+      <w:r>
+        <w:rPr>
+          <w:rFonts w:ascii="Avenir Next" w:hAnsi="Avenir Next" w:cs="Avenir Next" w:eastAsia="Avenir Next"/>
+          <w:color w:val="1A1A1A"/>
           <w:sz w:val="19"/>
           <w:szCs w:val="19"/>
         </w:rPr>
-        <w:t xml:space="preserve">Step 2</w:t>
-      </w:r>
-      <w:r>
-        <w:rPr>
-          <w:rFonts w:ascii="Avenir Next" w:hAnsi="Avenir Next" w:cs="Avenir Next" w:eastAsia="Avenir Next"/>
-          <w:color w:val="1A1A1A"/>
-          <w:sz w:val="19"/>
-          <w:szCs w:val="19"/>
-        </w:rPr>
         <w:tab/>
       </w:r>
       <w:r>
         <w:rPr>
           <w:rFonts w:ascii="Avenir Next" w:hAnsi="Avenir Next" w:cs="Avenir Next" w:eastAsia="Avenir Next"/>
           <w:color w:val="1A1A1A"/>
-          <w:sz w:val="21"/>
+          <w:sz w:val="22"/>
           <w:szCs w:val="21"/>
         </w:rPr>
         <w:t xml:space="preserve">2 × 2 × 2 × 2.</w:t>
@@ -2251,25 +2269,25 @@
           <w:rFonts w:ascii="Avenir Next" w:hAnsi="Avenir Next" w:cs="Avenir Next" w:eastAsia="Avenir Next"/>
           <w:b/>
           <w:color w:val="003A70"/>
+          <w:sz w:val="22"/>
+          <w:szCs w:val="19"/>
+        </w:rPr>
+        <w:t xml:space="preserve">Step 3</w:t>
+      </w:r>
+      <w:r>
+        <w:rPr>
+          <w:rFonts w:ascii="Avenir Next" w:hAnsi="Avenir Next" w:cs="Avenir Next" w:eastAsia="Avenir Next"/>
+          <w:color w:val="1A1A1A"/>
           <w:sz w:val="19"/>
           <w:szCs w:val="19"/>
         </w:rPr>
-        <w:t xml:space="preserve">Step 3</w:t>
-      </w:r>
-      <w:r>
-        <w:rPr>
-          <w:rFonts w:ascii="Avenir Next" w:hAnsi="Avenir Next" w:cs="Avenir Next" w:eastAsia="Avenir Next"/>
-          <w:color w:val="1A1A1A"/>
-          <w:sz w:val="19"/>
-          <w:szCs w:val="19"/>
-        </w:rPr>
         <w:tab/>
       </w:r>
       <w:r>
         <w:rPr>
           <w:rFonts w:ascii="Avenir Next" w:hAnsi="Avenir Next" w:cs="Avenir Next" w:eastAsia="Avenir Next"/>
           <w:color w:val="1A1A1A"/>
-          <w:sz w:val="21"/>
+          <w:sz w:val="22"/>
           <w:szCs w:val="21"/>
         </w:rPr>
         <w:t xml:space="preserve">4 × 2 × 2 = 8 × 2 = 16.</w:t>
@@ -2288,18 +2306,18 @@
           <w:rFonts w:ascii="Avenir Next" w:hAnsi="Avenir Next" w:cs="Avenir Next" w:eastAsia="Avenir Next"/>
           <w:b/>
           <w:color w:val="1A1A1A"/>
+          <w:sz w:val="22"/>
+          <w:szCs w:val="21"/>
+        </w:rPr>
+        <w:t xml:space="preserve">Answer</w:t>
+      </w:r>
+      <w:r>
+        <w:rPr>
+          <w:rFonts w:ascii="Avenir Next" w:hAnsi="Avenir Next" w:cs="Avenir Next" w:eastAsia="Avenir Next"/>
+          <w:color w:val="1A1A1A"/>
           <w:sz w:val="21"/>
           <w:szCs w:val="21"/>
         </w:rPr>
-        <w:t xml:space="preserve">Answer</w:t>
-      </w:r>
-      <w:r>
-        <w:rPr>
-          <w:rFonts w:ascii="Avenir Next" w:hAnsi="Avenir Next" w:cs="Avenir Next" w:eastAsia="Avenir Next"/>
-          <w:color w:val="1A1A1A"/>
-          <w:sz w:val="21"/>
-          <w:szCs w:val="21"/>
-        </w:rPr>
         <w:tab/>
       </w:r>
       <w:r>
@@ -2307,7 +2325,7 @@
           <w:rFonts w:ascii="Avenir Next" w:hAnsi="Avenir Next" w:cs="Avenir Next" w:eastAsia="Avenir Next"/>
           <w:b/>
           <w:color w:val="1A1A1A"/>
-          <w:sz w:val="21"/>
+          <w:sz w:val="22"/>
           <w:szCs w:val="21"/>
         </w:rPr>
         <w:t xml:space="preserve">16</w:t>
@@ -2315,6 +2333,7 @@
     </w:p>
     <w:p>
       <w:pPr>
+        <w:pStyle w:val="Heading2"/>
         <w:keepNext/>
         <w:pBdr>
           <w:bottom w:val="single" w:sz="8" w:space="3" w:color="003A70"/>
@@ -2330,7 +2349,7 @@
           <w:b/>
           <w:color w:val="003A70"/>
           <w:spacing w:val="14"/>
-          <w:sz w:val="19"/>
+          <w:sz w:val="22"/>
           <w:szCs w:val="19"/>
         </w:rPr>
         <w:t xml:space="preserve">TRY IT WITH HELP</w:t>
@@ -2349,7 +2368,7 @@
           <w:rFonts w:ascii="Avenir Next" w:hAnsi="Avenir Next" w:cs="Avenir Next" w:eastAsia="Avenir Next"/>
           <w:i/>
           <w:color w:val="5A5F66"/>
-          <w:sz w:val="17"/>
+          <w:sz w:val="22"/>
           <w:szCs w:val="17"/>
         </w:rPr>
         <w:t xml:space="preserve">fill in each step</w:t>
@@ -2426,35 +2445,35 @@
           <w:rFonts w:ascii="Avenir Next" w:hAnsi="Avenir Next" w:cs="Avenir Next" w:eastAsia="Avenir Next"/>
           <w:b/>
           <w:color w:val="003A70"/>
+          <w:sz w:val="22"/>
+          <w:szCs w:val="18"/>
+        </w:rPr>
+        <w:t xml:space="preserve">Step 1</w:t>
+      </w:r>
+      <w:r>
+        <w:rPr>
+          <w:rFonts w:ascii="Avenir Next" w:hAnsi="Avenir Next" w:cs="Avenir Next" w:eastAsia="Avenir Next"/>
+          <w:color w:val="1A1A1A"/>
           <w:sz w:val="18"/>
           <w:szCs w:val="18"/>
         </w:rPr>
-        <w:t xml:space="preserve">Step 1</w:t>
-      </w:r>
-      <w:r>
-        <w:rPr>
-          <w:rFonts w:ascii="Avenir Next" w:hAnsi="Avenir Next" w:cs="Avenir Next" w:eastAsia="Avenir Next"/>
-          <w:color w:val="1A1A1A"/>
-          <w:sz w:val="18"/>
-          <w:szCs w:val="18"/>
-        </w:rPr>
         <w:tab/>
       </w:r>
       <w:r>
         <w:rPr>
           <w:rFonts w:ascii="Avenir Next" w:hAnsi="Avenir Next" w:cs="Avenir Next" w:eastAsia="Avenir Next"/>
           <w:color w:val="1A1A1A"/>
+          <w:sz w:val="22"/>
+          <w:szCs w:val="21"/>
+        </w:rPr>
+        <w:t xml:space="preserve">Base </w:t>
+      </w:r>
+      <w:r>
+        <w:rPr>
+          <w:rFonts w:ascii="Avenir Next" w:hAnsi="Avenir Next" w:cs="Avenir Next" w:eastAsia="Avenir Next"/>
+          <w:color w:val="1A1A1A"/>
           <w:sz w:val="21"/>
           <w:szCs w:val="21"/>
-        </w:rPr>
-        <w:t xml:space="preserve">Base </w:t>
-      </w:r>
-      <w:r>
-        <w:rPr>
-          <w:rFonts w:ascii="Avenir Next" w:hAnsi="Avenir Next" w:cs="Avenir Next" w:eastAsia="Avenir Next"/>
-          <w:color w:val="1A1A1A"/>
-          <w:sz w:val="21"/>
-          <w:szCs w:val="21"/>
           <w:u w:val="single"/>
         </w:rPr>
         <w:t xml:space="preserve">                </w:t>
@@ -2463,7 +2482,7 @@
         <w:rPr>
           <w:rFonts w:ascii="Avenir Next" w:hAnsi="Avenir Next" w:cs="Avenir Next" w:eastAsia="Avenir Next"/>
           <w:color w:val="1A1A1A"/>
-          <w:sz w:val="21"/>
+          <w:sz w:val="22"/>
           <w:szCs w:val="21"/>
         </w:rPr>
         <w:t xml:space="preserve">, exponent </w:t>
@@ -2493,18 +2512,18 @@
           <w:rFonts w:ascii="Avenir Next" w:hAnsi="Avenir Next" w:cs="Avenir Next" w:eastAsia="Avenir Next"/>
           <w:b/>
           <w:color w:val="003A70"/>
+          <w:sz w:val="22"/>
+          <w:szCs w:val="18"/>
+        </w:rPr>
+        <w:t xml:space="preserve">Step 2</w:t>
+      </w:r>
+      <w:r>
+        <w:rPr>
+          <w:rFonts w:ascii="Avenir Next" w:hAnsi="Avenir Next" w:cs="Avenir Next" w:eastAsia="Avenir Next"/>
+          <w:color w:val="1A1A1A"/>
           <w:sz w:val="18"/>
           <w:szCs w:val="18"/>
         </w:rPr>
-        <w:t xml:space="preserve">Step 2</w:t>
-      </w:r>
-      <w:r>
-        <w:rPr>
-          <w:rFonts w:ascii="Avenir Next" w:hAnsi="Avenir Next" w:cs="Avenir Next" w:eastAsia="Avenir Next"/>
-          <w:color w:val="1A1A1A"/>
-          <w:sz w:val="18"/>
-          <w:szCs w:val="18"/>
-        </w:rPr>
         <w:tab/>
       </w:r>
       <w:r>
@@ -2521,7 +2540,7 @@
         <w:rPr>
           <w:rFonts w:ascii="Avenir Next" w:hAnsi="Avenir Next" w:cs="Avenir Next" w:eastAsia="Avenir Next"/>
           <w:color w:val="1A1A1A"/>
-          <w:sz w:val="21"/>
+          <w:sz w:val="22"/>
           <w:szCs w:val="21"/>
         </w:rPr>
         <w:t xml:space="preserve"> × </w:t>
@@ -2551,25 +2570,25 @@
           <w:rFonts w:ascii="Avenir Next" w:hAnsi="Avenir Next" w:cs="Avenir Next" w:eastAsia="Avenir Next"/>
           <w:b/>
           <w:color w:val="003A70"/>
+          <w:sz w:val="22"/>
+          <w:szCs w:val="18"/>
+        </w:rPr>
+        <w:t xml:space="preserve">Step 3</w:t>
+      </w:r>
+      <w:r>
+        <w:rPr>
+          <w:rFonts w:ascii="Avenir Next" w:hAnsi="Avenir Next" w:cs="Avenir Next" w:eastAsia="Avenir Next"/>
+          <w:color w:val="1A1A1A"/>
           <w:sz w:val="18"/>
           <w:szCs w:val="18"/>
         </w:rPr>
-        <w:t xml:space="preserve">Step 3</w:t>
-      </w:r>
-      <w:r>
-        <w:rPr>
-          <w:rFonts w:ascii="Avenir Next" w:hAnsi="Avenir Next" w:cs="Avenir Next" w:eastAsia="Avenir Next"/>
-          <w:color w:val="1A1A1A"/>
-          <w:sz w:val="18"/>
-          <w:szCs w:val="18"/>
-        </w:rPr>
         <w:tab/>
       </w:r>
       <w:r>
         <w:rPr>
           <w:rFonts w:ascii="Avenir Next" w:hAnsi="Avenir Next" w:cs="Avenir Next" w:eastAsia="Avenir Next"/>
           <w:color w:val="1A1A1A"/>
-          <w:sz w:val="21"/>
+          <w:sz w:val="22"/>
           <w:szCs w:val="21"/>
         </w:rPr>
         <w:t xml:space="preserve">3 × 3 = </w:t>
@@ -2661,35 +2680,35 @@
           <w:rFonts w:ascii="Avenir Next" w:hAnsi="Avenir Next" w:cs="Avenir Next" w:eastAsia="Avenir Next"/>
           <w:b/>
           <w:color w:val="003A70"/>
+          <w:sz w:val="22"/>
+          <w:szCs w:val="18"/>
+        </w:rPr>
+        <w:t xml:space="preserve">Step 1</w:t>
+      </w:r>
+      <w:r>
+        <w:rPr>
+          <w:rFonts w:ascii="Avenir Next" w:hAnsi="Avenir Next" w:cs="Avenir Next" w:eastAsia="Avenir Next"/>
+          <w:color w:val="1A1A1A"/>
           <w:sz w:val="18"/>
           <w:szCs w:val="18"/>
         </w:rPr>
-        <w:t xml:space="preserve">Step 1</w:t>
-      </w:r>
-      <w:r>
-        <w:rPr>
-          <w:rFonts w:ascii="Avenir Next" w:hAnsi="Avenir Next" w:cs="Avenir Next" w:eastAsia="Avenir Next"/>
-          <w:color w:val="1A1A1A"/>
-          <w:sz w:val="18"/>
-          <w:szCs w:val="18"/>
-        </w:rPr>
         <w:tab/>
       </w:r>
       <w:r>
         <w:rPr>
           <w:rFonts w:ascii="Avenir Next" w:hAnsi="Avenir Next" w:cs="Avenir Next" w:eastAsia="Avenir Next"/>
           <w:color w:val="1A1A1A"/>
+          <w:sz w:val="22"/>
+          <w:szCs w:val="21"/>
+        </w:rPr>
+        <w:t xml:space="preserve">Base </w:t>
+      </w:r>
+      <w:r>
+        <w:rPr>
+          <w:rFonts w:ascii="Avenir Next" w:hAnsi="Avenir Next" w:cs="Avenir Next" w:eastAsia="Avenir Next"/>
+          <w:color w:val="1A1A1A"/>
           <w:sz w:val="21"/>
           <w:szCs w:val="21"/>
-        </w:rPr>
-        <w:t xml:space="preserve">Base </w:t>
-      </w:r>
-      <w:r>
-        <w:rPr>
-          <w:rFonts w:ascii="Avenir Next" w:hAnsi="Avenir Next" w:cs="Avenir Next" w:eastAsia="Avenir Next"/>
-          <w:color w:val="1A1A1A"/>
-          <w:sz w:val="21"/>
-          <w:szCs w:val="21"/>
           <w:u w:val="single"/>
         </w:rPr>
         <w:t xml:space="preserve">                </w:t>
@@ -2698,7 +2717,7 @@
         <w:rPr>
           <w:rFonts w:ascii="Avenir Next" w:hAnsi="Avenir Next" w:cs="Avenir Next" w:eastAsia="Avenir Next"/>
           <w:color w:val="1A1A1A"/>
-          <w:sz w:val="21"/>
+          <w:sz w:val="22"/>
           <w:szCs w:val="21"/>
         </w:rPr>
         <w:t xml:space="preserve">, exponent </w:t>
@@ -2728,25 +2747,25 @@
           <w:rFonts w:ascii="Avenir Next" w:hAnsi="Avenir Next" w:cs="Avenir Next" w:eastAsia="Avenir Next"/>
           <w:b/>
           <w:color w:val="003A70"/>
+          <w:sz w:val="22"/>
+          <w:szCs w:val="18"/>
+        </w:rPr>
+        <w:t xml:space="preserve">Step 2</w:t>
+      </w:r>
+      <w:r>
+        <w:rPr>
+          <w:rFonts w:ascii="Avenir Next" w:hAnsi="Avenir Next" w:cs="Avenir Next" w:eastAsia="Avenir Next"/>
+          <w:color w:val="1A1A1A"/>
           <w:sz w:val="18"/>
           <w:szCs w:val="18"/>
         </w:rPr>
-        <w:t xml:space="preserve">Step 2</w:t>
-      </w:r>
-      <w:r>
-        <w:rPr>
-          <w:rFonts w:ascii="Avenir Next" w:hAnsi="Avenir Next" w:cs="Avenir Next" w:eastAsia="Avenir Next"/>
-          <w:color w:val="1A1A1A"/>
-          <w:sz w:val="18"/>
-          <w:szCs w:val="18"/>
-        </w:rPr>
         <w:tab/>
       </w:r>
       <w:r>
         <w:rPr>
           <w:rFonts w:ascii="Avenir Next" w:hAnsi="Avenir Next" w:cs="Avenir Next" w:eastAsia="Avenir Next"/>
           <w:color w:val="1A1A1A"/>
-          <w:sz w:val="21"/>
+          <w:sz w:val="22"/>
           <w:szCs w:val="21"/>
         </w:rPr>
         <w:t xml:space="preserve">4 × 4 × </w:t>
@@ -2776,35 +2795,35 @@
           <w:rFonts w:ascii="Avenir Next" w:hAnsi="Avenir Next" w:cs="Avenir Next" w:eastAsia="Avenir Next"/>
           <w:b/>
           <w:color w:val="003A70"/>
+          <w:sz w:val="22"/>
+          <w:szCs w:val="18"/>
+        </w:rPr>
+        <w:t xml:space="preserve">Step 3</w:t>
+      </w:r>
+      <w:r>
+        <w:rPr>
+          <w:rFonts w:ascii="Avenir Next" w:hAnsi="Avenir Next" w:cs="Avenir Next" w:eastAsia="Avenir Next"/>
+          <w:color w:val="1A1A1A"/>
           <w:sz w:val="18"/>
           <w:szCs w:val="18"/>
         </w:rPr>
-        <w:t xml:space="preserve">Step 3</w:t>
-      </w:r>
-      <w:r>
-        <w:rPr>
-          <w:rFonts w:ascii="Avenir Next" w:hAnsi="Avenir Next" w:cs="Avenir Next" w:eastAsia="Avenir Next"/>
-          <w:color w:val="1A1A1A"/>
-          <w:sz w:val="18"/>
-          <w:szCs w:val="18"/>
-        </w:rPr>
         <w:tab/>
       </w:r>
       <w:r>
         <w:rPr>
           <w:rFonts w:ascii="Avenir Next" w:hAnsi="Avenir Next" w:cs="Avenir Next" w:eastAsia="Avenir Next"/>
           <w:color w:val="1A1A1A"/>
+          <w:sz w:val="22"/>
+          <w:szCs w:val="21"/>
+        </w:rPr>
+        <w:t xml:space="preserve">16 × 4 = </w:t>
+      </w:r>
+      <w:r>
+        <w:rPr>
+          <w:rFonts w:ascii="Avenir Next" w:hAnsi="Avenir Next" w:cs="Avenir Next" w:eastAsia="Avenir Next"/>
+          <w:color w:val="1A1A1A"/>
           <w:sz w:val="21"/>
           <w:szCs w:val="21"/>
-        </w:rPr>
-        <w:t xml:space="preserve">16 × 4 = </w:t>
-      </w:r>
-      <w:r>
-        <w:rPr>
-          <w:rFonts w:ascii="Avenir Next" w:hAnsi="Avenir Next" w:cs="Avenir Next" w:eastAsia="Avenir Next"/>
-          <w:color w:val="1A1A1A"/>
-          <w:sz w:val="21"/>
-          <w:szCs w:val="21"/>
           <w:u w:val="single"/>
         </w:rPr>
         <w:t xml:space="preserve">                </w:t>
@@ -2817,6 +2836,7 @@
     </w:p>
     <w:p>
       <w:pPr>
+        <w:pStyle w:val="Heading2"/>
         <w:keepNext/>
         <w:pBdr>
           <w:bottom w:val="single" w:sz="8" w:space="3" w:color="003A70"/>
@@ -2832,7 +2852,7 @@
           <w:b/>
           <w:color w:val="003A70"/>
           <w:spacing w:val="14"/>
-          <w:sz w:val="19"/>
+          <w:sz w:val="22"/>
           <w:szCs w:val="19"/>
         </w:rPr>
         <w:t xml:space="preserve">YOUR TURN</w:t>
@@ -2851,7 +2871,7 @@
           <w:rFonts w:ascii="Avenir Next" w:hAnsi="Avenir Next" w:cs="Avenir Next" w:eastAsia="Avenir Next"/>
           <w:i/>
           <w:color w:val="5A5F66"/>
-          <w:sz w:val="17"/>
+          <w:sz w:val="22"/>
           <w:szCs w:val="17"/>
         </w:rPr>
         <w:t xml:space="preserve">use the steps on your own</w:t>
@@ -3042,7 +3062,7 @@
                       <w:szCs w:val="22"/>
                       <w:u w:val="single"/>
                     </w:rPr>
-                    <w:t xml:space="preserve">        </w:t>
+                    <w:t xml:space="preserve">            </w:t>
                   </w:r>
                 </w:p>
               </w:tc>
@@ -3123,7 +3143,7 @@
                       <w:szCs w:val="22"/>
                       <w:u w:val="single"/>
                     </w:rPr>
-                    <w:t xml:space="preserve">        </w:t>
+                    <w:t xml:space="preserve">            </w:t>
                   </w:r>
                 </w:p>
               </w:tc>
@@ -3204,7 +3224,7 @@
                       <w:szCs w:val="22"/>
                       <w:u w:val="single"/>
                     </w:rPr>
-                    <w:t xml:space="preserve">        </w:t>
+                    <w:t xml:space="preserve">            </w:t>
                   </w:r>
                 </w:p>
               </w:tc>
@@ -3291,7 +3311,7 @@
                       <w:szCs w:val="22"/>
                       <w:u w:val="single"/>
                     </w:rPr>
-                    <w:t xml:space="preserve">        </w:t>
+                    <w:t xml:space="preserve">            </w:t>
                   </w:r>
                 </w:p>
               </w:tc>
@@ -3372,7 +3392,7 @@
                       <w:szCs w:val="22"/>
                       <w:u w:val="single"/>
                     </w:rPr>
-                    <w:t xml:space="preserve">        </w:t>
+                    <w:t xml:space="preserve">            </w:t>
                   </w:r>
                 </w:p>
               </w:tc>
@@ -3453,7 +3473,7 @@
                       <w:szCs w:val="22"/>
                       <w:u w:val="single"/>
                     </w:rPr>
-                    <w:t xml:space="preserve">        </w:t>
+                    <w:t xml:space="preserve">            </w:t>
                   </w:r>
                 </w:p>
               </w:tc>
@@ -3474,6 +3494,7 @@
     </w:p>
     <w:p>
       <w:pPr>
+        <w:pStyle w:val="Heading2"/>
         <w:keepNext/>
         <w:pBdr>
           <w:bottom w:val="single" w:sz="8" w:space="3" w:color="003A70"/>
@@ -3489,7 +3510,7 @@
           <w:b/>
           <w:color w:val="003A70"/>
           <w:spacing w:val="14"/>
-          <w:sz w:val="19"/>
+          <w:sz w:val="22"/>
           <w:szCs w:val="19"/>
         </w:rPr>
         <w:t xml:space="preserve">READY CHECK</w:t>
@@ -3508,7 +3529,7 @@
           <w:rFonts w:ascii="Avenir Next" w:hAnsi="Avenir Next" w:cs="Avenir Next" w:eastAsia="Avenir Next"/>
           <w:i/>
           <w:color w:val="5A5F66"/>
-          <w:sz w:val="17"/>
+          <w:sz w:val="22"/>
           <w:szCs w:val="17"/>
         </w:rPr>
         <w:t xml:space="preserve">a problem like the one in today’s lesson</w:t>
@@ -3659,25 +3680,25 @@
                       <w:rFonts w:ascii="Avenir Next" w:hAnsi="Avenir Next" w:cs="Avenir Next" w:eastAsia="Avenir Next"/>
                       <w:b/>
                       <w:color w:val="003A70"/>
+                      <w:sz w:val="22"/>
+                      <w:szCs w:val="21"/>
+                    </w:rPr>
+                    <w:t xml:space="preserve">A</w:t>
+                  </w:r>
+                  <w:r>
+                    <w:rPr>
+                      <w:rFonts w:ascii="Avenir Next" w:hAnsi="Avenir Next" w:cs="Avenir Next" w:eastAsia="Avenir Next"/>
+                      <w:color w:val="1A1A1A"/>
                       <w:sz w:val="21"/>
                       <w:szCs w:val="21"/>
                     </w:rPr>
-                    <w:t xml:space="preserve">A</w:t>
-                  </w:r>
-                  <w:r>
-                    <w:rPr>
-                      <w:rFonts w:ascii="Avenir Next" w:hAnsi="Avenir Next" w:cs="Avenir Next" w:eastAsia="Avenir Next"/>
-                      <w:color w:val="1A1A1A"/>
-                      <w:sz w:val="21"/>
-                      <w:szCs w:val="21"/>
-                    </w:rPr>
                     <w:tab/>
                   </w:r>
                   <w:r>
                     <w:rPr>
                       <w:rFonts w:ascii="Avenir Next" w:hAnsi="Avenir Next" w:cs="Avenir Next" w:eastAsia="Avenir Next"/>
                       <w:color w:val="1A1A1A"/>
-                      <w:sz w:val="21"/>
+                      <w:sz w:val="22"/>
                       <w:szCs w:val="21"/>
                     </w:rPr>
                     <w:t xml:space="preserve">80</w:t>
@@ -3702,25 +3723,25 @@
                       <w:rFonts w:ascii="Avenir Next" w:hAnsi="Avenir Next" w:cs="Avenir Next" w:eastAsia="Avenir Next"/>
                       <w:b/>
                       <w:color w:val="003A70"/>
+                      <w:sz w:val="22"/>
+                      <w:szCs w:val="21"/>
+                    </w:rPr>
+                    <w:t xml:space="preserve">B</w:t>
+                  </w:r>
+                  <w:r>
+                    <w:rPr>
+                      <w:rFonts w:ascii="Avenir Next" w:hAnsi="Avenir Next" w:cs="Avenir Next" w:eastAsia="Avenir Next"/>
+                      <w:color w:val="1A1A1A"/>
                       <w:sz w:val="21"/>
                       <w:szCs w:val="21"/>
                     </w:rPr>
-                    <w:t xml:space="preserve">B</w:t>
-                  </w:r>
-                  <w:r>
-                    <w:rPr>
-                      <w:rFonts w:ascii="Avenir Next" w:hAnsi="Avenir Next" w:cs="Avenir Next" w:eastAsia="Avenir Next"/>
-                      <w:color w:val="1A1A1A"/>
-                      <w:sz w:val="21"/>
-                      <w:szCs w:val="21"/>
-                    </w:rPr>
                     <w:tab/>
                   </w:r>
                   <w:r>
                     <w:rPr>
                       <w:rFonts w:ascii="Avenir Next" w:hAnsi="Avenir Next" w:cs="Avenir Next" w:eastAsia="Avenir Next"/>
                       <w:color w:val="1A1A1A"/>
-                      <w:sz w:val="21"/>
+                      <w:sz w:val="22"/>
                       <w:szCs w:val="21"/>
                     </w:rPr>
                     <w:t xml:space="preserve">50</w:t>
@@ -3745,25 +3766,25 @@
                       <w:rFonts w:ascii="Avenir Next" w:hAnsi="Avenir Next" w:cs="Avenir Next" w:eastAsia="Avenir Next"/>
                       <w:b/>
                       <w:color w:val="003A70"/>
+                      <w:sz w:val="22"/>
+                      <w:szCs w:val="21"/>
+                    </w:rPr>
+                    <w:t xml:space="preserve">C</w:t>
+                  </w:r>
+                  <w:r>
+                    <w:rPr>
+                      <w:rFonts w:ascii="Avenir Next" w:hAnsi="Avenir Next" w:cs="Avenir Next" w:eastAsia="Avenir Next"/>
+                      <w:color w:val="1A1A1A"/>
                       <w:sz w:val="21"/>
                       <w:szCs w:val="21"/>
                     </w:rPr>
-                    <w:t xml:space="preserve">C</w:t>
-                  </w:r>
-                  <w:r>
-                    <w:rPr>
-                      <w:rFonts w:ascii="Avenir Next" w:hAnsi="Avenir Next" w:cs="Avenir Next" w:eastAsia="Avenir Next"/>
-                      <w:color w:val="1A1A1A"/>
-                      <w:sz w:val="21"/>
-                      <w:szCs w:val="21"/>
-                    </w:rPr>
                     <w:tab/>
                   </w:r>
                   <w:r>
                     <w:rPr>
                       <w:rFonts w:ascii="Avenir Next" w:hAnsi="Avenir Next" w:cs="Avenir Next" w:eastAsia="Avenir Next"/>
                       <w:color w:val="1A1A1A"/>
-                      <w:sz w:val="21"/>
+                      <w:sz w:val="22"/>
                       <w:szCs w:val="21"/>
                     </w:rPr>
                     <w:t xml:space="preserve">26</w:t>
@@ -3788,25 +3809,25 @@
                       <w:rFonts w:ascii="Avenir Next" w:hAnsi="Avenir Next" w:cs="Avenir Next" w:eastAsia="Avenir Next"/>
                       <w:b/>
                       <w:color w:val="003A70"/>
+                      <w:sz w:val="22"/>
+                      <w:szCs w:val="21"/>
+                    </w:rPr>
+                    <w:t xml:space="preserve">D</w:t>
+                  </w:r>
+                  <w:r>
+                    <w:rPr>
+                      <w:rFonts w:ascii="Avenir Next" w:hAnsi="Avenir Next" w:cs="Avenir Next" w:eastAsia="Avenir Next"/>
+                      <w:color w:val="1A1A1A"/>
                       <w:sz w:val="21"/>
                       <w:szCs w:val="21"/>
                     </w:rPr>
-                    <w:t xml:space="preserve">D</w:t>
-                  </w:r>
-                  <w:r>
-                    <w:rPr>
-                      <w:rFonts w:ascii="Avenir Next" w:hAnsi="Avenir Next" w:cs="Avenir Next" w:eastAsia="Avenir Next"/>
-                      <w:color w:val="1A1A1A"/>
-                      <w:sz w:val="21"/>
-                      <w:szCs w:val="21"/>
-                    </w:rPr>
                     <w:tab/>
                   </w:r>
                   <w:r>
                     <w:rPr>
                       <w:rFonts w:ascii="Avenir Next" w:hAnsi="Avenir Next" w:cs="Avenir Next" w:eastAsia="Avenir Next"/>
                       <w:color w:val="1A1A1A"/>
-                      <w:sz w:val="21"/>
+                      <w:sz w:val="22"/>
                       <w:szCs w:val="21"/>
                     </w:rPr>
                     <w:t xml:space="preserve">146</w:t>
@@ -3855,19 +3876,42 @@
         <w:tblLook w:val="0000" w:firstRow="0" w:lastRow="0" w:firstColumn="0" w:lastColumn="0" w:noHBand="1" w:noVBand="1"/>
       </w:tblPr>
       <w:tblGrid>
-        <w:gridCol w:w="2000"/>
-        <w:gridCol w:w="2300"/>
-        <w:gridCol w:w="2100"/>
-        <w:gridCol w:w="3104"/>
+        <w:gridCol w:w="1750"/>
+        <w:gridCol w:w="2500"/>
+        <w:gridCol w:w="2200"/>
+        <w:gridCol w:w="3054"/>
       </w:tblGrid>
       <w:tr>
         <w:trPr>
           <w:cantSplit/>
-          <w:trHeight w:val="320" w:hRule="atLeast"/>
+          <w:trHeight w:val="300" w:hRule="atLeast"/>
         </w:trPr>
         <w:tc>
           <w:tcPr>
-            <w:tcW w:w="2000" w:type="dxa"/>
+            <w:tcW w:w="1750" w:type="dxa"/>
+            <w:vAlign w:val="center"/>
+          </w:tcPr>
+          <w:p>
+            <w:pPr>
+              <w:pStyle w:val="Heading2"/>
+              <w:spacing w:before="0" w:after="0" w:line="240" w:lineRule="auto"/>
+            </w:pPr>
+            <w:r>
+              <w:rPr>
+                <w:rFonts w:ascii="Avenir Next" w:hAnsi="Avenir Next" w:cs="Avenir Next" w:eastAsia="Avenir Next"/>
+                <w:b/>
+                <w:color w:val="003A70"/>
+                <w:spacing w:val="12"/>
+                <w:sz w:val="15"/>
+                <w:szCs w:val="15"/>
+              </w:rPr>
+              <w:t xml:space="preserve">CHECK YOURSELF</w:t>
+            </w:r>
+          </w:p>
+        </w:tc>
+        <w:tc>
+          <w:tcPr>
+            <w:tcW w:w="2500" w:type="dxa"/>
             <w:vAlign w:val="center"/>
           </w:tcPr>
           <w:p>
@@ -3876,20 +3920,27 @@
             </w:pPr>
             <w:r>
               <w:rPr>
-                <w:rFonts w:ascii="Avenir Next" w:hAnsi="Avenir Next" w:cs="Avenir Next" w:eastAsia="Avenir Next"/>
-                <w:b/>
-                <w:color w:val="003A70"/>
-                <w:spacing w:val="12"/>
-                <w:sz w:val="15"/>
-                <w:szCs w:val="15"/>
-              </w:rPr>
-              <w:t xml:space="preserve">CHECK YOURSELF</w:t>
+                <w:rFonts w:ascii="Arial" w:hAnsi="Arial" w:cs="Arial" w:eastAsia="Arial"/>
+                <w:color w:val="1A1A1A"/>
+                <w:sz w:val="20"/>
+                <w:szCs w:val="20"/>
+              </w:rPr>
+              <w:t xml:space="preserve">□</w:t>
+            </w:r>
+            <w:r>
+              <w:rPr>
+                <w:rFonts w:ascii="Avenir Next" w:hAnsi="Avenir Next" w:cs="Avenir Next" w:eastAsia="Avenir Next"/>
+                <w:color w:val="1A1A1A"/>
+                <w:sz w:val="17"/>
+                <w:szCs w:val="17"/>
+              </w:rPr>
+              <w:t xml:space="preserve">  I can do this on my own</w:t>
             </w:r>
           </w:p>
         </w:tc>
         <w:tc>
           <w:tcPr>
-            <w:tcW w:w="2300" w:type="dxa"/>
+            <w:tcW w:w="2200" w:type="dxa"/>
             <w:vAlign w:val="center"/>
           </w:tcPr>
           <w:p>
@@ -3900,8 +3951,8 @@
               <w:rPr>
                 <w:rFonts w:ascii="Arial" w:hAnsi="Arial" w:cs="Arial" w:eastAsia="Arial"/>
                 <w:color w:val="1A1A1A"/>
-                <w:sz w:val="24"/>
-                <w:szCs w:val="24"/>
+                <w:sz w:val="20"/>
+                <w:szCs w:val="20"/>
               </w:rPr>
               <w:t xml:space="preserve">□</w:t>
             </w:r>
@@ -3912,13 +3963,13 @@
                 <w:sz w:val="17"/>
                 <w:szCs w:val="17"/>
               </w:rPr>
-              <w:t xml:space="preserve">  I can do this on my own</w:t>
+              <w:t xml:space="preserve">  I need a little help</w:t>
             </w:r>
           </w:p>
         </w:tc>
         <w:tc>
           <w:tcPr>
-            <w:tcW w:w="2100" w:type="dxa"/>
+            <w:tcW w:w="3054" w:type="dxa"/>
             <w:vAlign w:val="center"/>
           </w:tcPr>
           <w:p>
@@ -3929,37 +3980,8 @@
               <w:rPr>
                 <w:rFonts w:ascii="Arial" w:hAnsi="Arial" w:cs="Arial" w:eastAsia="Arial"/>
                 <w:color w:val="1A1A1A"/>
-                <w:sz w:val="24"/>
-                <w:szCs w:val="24"/>
-              </w:rPr>
-              <w:t xml:space="preserve">□</w:t>
-            </w:r>
-            <w:r>
-              <w:rPr>
-                <w:rFonts w:ascii="Avenir Next" w:hAnsi="Avenir Next" w:cs="Avenir Next" w:eastAsia="Avenir Next"/>
-                <w:color w:val="1A1A1A"/>
-                <w:sz w:val="17"/>
-                <w:szCs w:val="17"/>
-              </w:rPr>
-              <w:t xml:space="preserve">  I need a little help</w:t>
-            </w:r>
-          </w:p>
-        </w:tc>
-        <w:tc>
-          <w:tcPr>
-            <w:tcW w:w="3104" w:type="dxa"/>
-            <w:vAlign w:val="center"/>
-          </w:tcPr>
-          <w:p>
-            <w:pPr>
-              <w:spacing w:before="0" w:after="0" w:line="240" w:lineRule="auto"/>
-            </w:pPr>
-            <w:r>
-              <w:rPr>
-                <w:rFonts w:ascii="Arial" w:hAnsi="Arial" w:cs="Arial" w:eastAsia="Arial"/>
-                <w:color w:val="1A1A1A"/>
-                <w:sz w:val="24"/>
-                <w:szCs w:val="24"/>
+                <w:sz w:val="20"/>
+                <w:szCs w:val="20"/>
               </w:rPr>
               <w:t xml:space="preserve">□</w:t>
             </w:r>
@@ -3994,7 +4016,7 @@
     <w:sectPr>
       <w:footerReference w:type="default" r:id="rIdFooter1"/>
       <w:pgSz w:w="12240" w:h="15840"/>
-      <w:pgMar w:top="893" w:right="1224" w:bottom="835" w:left="1512" w:header="432" w:footer="432" w:gutter="0"/>
+      <w:pgMar w:top="780" w:right="1224" w:bottom="760" w:left="1512" w:header="432" w:footer="432" w:gutter="0"/>
       <w:cols w:space="720"/>
     </w:sectPr>
   </w:body>
@@ -4074,7 +4096,106 @@
               <w:sz w:val="15"/>
               <w:szCs w:val="15"/>
             </w:rPr>
-            <w:t xml:space="preserve">Lesson 6-4  ·  Session 2  ·  Prerequisite Practice B</w:t>
+            <w:t xml:space="preserve">6-4 · Page </w:t>
+          </w:r>
+          <w:r>
+            <w:rPr>
+              <w:rFonts w:ascii="Avenir Next" w:hAnsi="Avenir Next" w:cs="Avenir Next" w:eastAsia="Avenir Next"/>
+              <w:color w:val="5A5F66"/>
+              <w:sz w:val="15"/>
+              <w:szCs w:val="15"/>
+            </w:rPr>
+            <w:fldChar w:fldCharType="begin"/>
+          </w:r>
+          <w:r>
+            <w:rPr>
+              <w:rFonts w:ascii="Avenir Next" w:hAnsi="Avenir Next" w:cs="Avenir Next" w:eastAsia="Avenir Next"/>
+              <w:color w:val="5A5F66"/>
+              <w:sz w:val="15"/>
+              <w:szCs w:val="15"/>
+            </w:rPr>
+            <w:instrText xml:space="preserve"> PAGE </w:instrText>
+          </w:r>
+          <w:r>
+            <w:rPr>
+              <w:rFonts w:ascii="Avenir Next" w:hAnsi="Avenir Next" w:cs="Avenir Next" w:eastAsia="Avenir Next"/>
+              <w:color w:val="5A5F66"/>
+              <w:sz w:val="15"/>
+              <w:szCs w:val="15"/>
+            </w:rPr>
+            <w:fldChar w:fldCharType="separate"/>
+          </w:r>
+          <w:r>
+            <w:rPr>
+              <w:rFonts w:ascii="Avenir Next" w:hAnsi="Avenir Next" w:cs="Avenir Next" w:eastAsia="Avenir Next"/>
+              <w:color w:val="5A5F66"/>
+              <w:sz w:val="15"/>
+              <w:szCs w:val="15"/>
+            </w:rPr>
+            <w:t xml:space="preserve">1</w:t>
+          </w:r>
+          <w:r>
+            <w:rPr>
+              <w:rFonts w:ascii="Avenir Next" w:hAnsi="Avenir Next" w:cs="Avenir Next" w:eastAsia="Avenir Next"/>
+              <w:color w:val="5A5F66"/>
+              <w:sz w:val="15"/>
+              <w:szCs w:val="15"/>
+            </w:rPr>
+            <w:fldChar w:fldCharType="end"/>
+          </w:r>
+          <w:r>
+            <w:rPr>
+              <w:rFonts w:ascii="Avenir Next" w:hAnsi="Avenir Next" w:cs="Avenir Next" w:eastAsia="Avenir Next"/>
+              <w:color w:val="5A5F66"/>
+              <w:sz w:val="15"/>
+              <w:szCs w:val="15"/>
+            </w:rPr>
+            <w:t xml:space="preserve"> of </w:t>
+          </w:r>
+          <w:r>
+            <w:rPr>
+              <w:rFonts w:ascii="Avenir Next" w:hAnsi="Avenir Next" w:cs="Avenir Next" w:eastAsia="Avenir Next"/>
+              <w:color w:val="5A5F66"/>
+              <w:sz w:val="15"/>
+              <w:szCs w:val="15"/>
+            </w:rPr>
+            <w:fldChar w:fldCharType="begin"/>
+          </w:r>
+          <w:r>
+            <w:rPr>
+              <w:rFonts w:ascii="Avenir Next" w:hAnsi="Avenir Next" w:cs="Avenir Next" w:eastAsia="Avenir Next"/>
+              <w:color w:val="5A5F66"/>
+              <w:sz w:val="15"/>
+              <w:szCs w:val="15"/>
+            </w:rPr>
+            <w:instrText xml:space="preserve"> NUMPAGES </w:instrText>
+          </w:r>
+          <w:r>
+            <w:rPr>
+              <w:rFonts w:ascii="Avenir Next" w:hAnsi="Avenir Next" w:cs="Avenir Next" w:eastAsia="Avenir Next"/>
+              <w:color w:val="5A5F66"/>
+              <w:sz w:val="15"/>
+              <w:szCs w:val="15"/>
+            </w:rPr>
+            <w:fldChar w:fldCharType="separate"/>
+          </w:r>
+          <w:r>
+            <w:rPr>
+              <w:rFonts w:ascii="Avenir Next" w:hAnsi="Avenir Next" w:cs="Avenir Next" w:eastAsia="Avenir Next"/>
+              <w:color w:val="5A5F66"/>
+              <w:sz w:val="15"/>
+              <w:szCs w:val="15"/>
+            </w:rPr>
+            <w:t xml:space="preserve">1</w:t>
+          </w:r>
+          <w:r>
+            <w:rPr>
+              <w:rFonts w:ascii="Avenir Next" w:hAnsi="Avenir Next" w:cs="Avenir Next" w:eastAsia="Avenir Next"/>
+              <w:color w:val="5A5F66"/>
+              <w:sz w:val="15"/>
+              <w:szCs w:val="15"/>
+            </w:rPr>
+            <w:fldChar w:fldCharType="end"/>
           </w:r>
         </w:p>
       </w:tc>
@@ -4117,5 +4238,23 @@
       </w:tblCellMar>
     </w:tblPr>
   </w:style>
+  <w:style w:type="paragraph" w:styleId="Heading1">
+    <w:name w:val="heading 1"/>
+    <w:basedOn w:val="Normal"/>
+    <w:pPr>
+      <w:outlineLvl w:val="0"/>
+      <w:keepNext w:val="0"/>
+      <w:keepLines w:val="0"/>
+    </w:pPr>
+  </w:style>
+  <w:style w:type="paragraph" w:styleId="Heading2">
+    <w:name w:val="heading 2"/>
+    <w:basedOn w:val="Normal"/>
+    <w:pPr>
+      <w:outlineLvl w:val="1"/>
+      <w:keepNext w:val="0"/>
+      <w:keepLines w:val="0"/>
+    </w:pPr>
+  </w:style>
 </w:styles>
 </file>